--- a/작업일지/12주차.docx
+++ b/작업일지/12주차.docx
@@ -207,6 +207,7 @@
                 <w:bCs/>
               </w:rPr>
             </w:pPr>
+            <w:proofErr w:type="spellStart"/>
             <w:r>
               <w:rPr>
                 <w:rFonts w:hint="eastAsia"/>
@@ -215,6 +216,7 @@
               </w:rPr>
               <w:t>팀명</w:t>
             </w:r>
+            <w:proofErr w:type="spellEnd"/>
           </w:p>
         </w:tc>
         <w:tc>
@@ -321,7 +323,21 @@
               <w:rPr>
                 <w:rFonts w:hint="eastAsia"/>
               </w:rPr>
-              <w:t>2022182035 임채은(클라/서버)</w:t>
+              <w:t xml:space="preserve">2022182035 </w:t>
+            </w:r>
+            <w:proofErr w:type="spellStart"/>
+            <w:r>
+              <w:rPr>
+                <w:rFonts w:hint="eastAsia"/>
+              </w:rPr>
+              <w:t>임채은</w:t>
+            </w:r>
+            <w:proofErr w:type="spellEnd"/>
+            <w:r>
+              <w:rPr>
+                <w:rFonts w:hint="eastAsia"/>
+              </w:rPr>
+              <w:t>(클라/서버)</w:t>
             </w:r>
           </w:p>
         </w:tc>
@@ -442,7 +458,27 @@
           <w:tcPr>
             <w:tcW w:w="9214" w:type="dxa"/>
           </w:tcPr>
-          <w:p/>
+          <w:p>
+            <w:r>
+              <w:rPr>
+                <w:rFonts w:hint="eastAsia"/>
+              </w:rPr>
+              <w:t>- 기획서 발표(기획자 세미나에서) 후 피드백 모집</w:t>
+            </w:r>
+          </w:p>
+          <w:p>
+            <w:pPr>
+              <w:rPr>
+                <w:rFonts w:hint="eastAsia"/>
+              </w:rPr>
+            </w:pPr>
+            <w:r>
+              <w:rPr>
+                <w:rFonts w:hint="eastAsia"/>
+              </w:rPr>
+              <w:t>- 기획서 내용 추가(인벤토리, 조작 키 관련)</w:t>
+            </w:r>
+          </w:p>
         </w:tc>
       </w:tr>
       <w:tr>
@@ -486,6 +522,7 @@
                 <w:bCs/>
               </w:rPr>
             </w:pPr>
+            <w:proofErr w:type="spellStart"/>
             <w:r>
               <w:rPr>
                 <w:rFonts w:hint="eastAsia"/>
@@ -494,6 +531,7 @@
               </w:rPr>
               <w:t>임채은</w:t>
             </w:r>
+            <w:proofErr w:type="spellEnd"/>
           </w:p>
         </w:tc>
         <w:tc>
@@ -501,11 +539,19 @@
             <w:tcW w:w="9214" w:type="dxa"/>
           </w:tcPr>
           <w:p>
-            <w:r>
-              <w:rPr>
-                <w:rFonts w:hint="eastAsia"/>
-              </w:rPr>
-              <w:t>유데미 강의 섹션4 듣기</w:t>
+            <w:proofErr w:type="spellStart"/>
+            <w:r>
+              <w:rPr>
+                <w:rFonts w:hint="eastAsia"/>
+              </w:rPr>
+              <w:t>유데미</w:t>
+            </w:r>
+            <w:proofErr w:type="spellEnd"/>
+            <w:r>
+              <w:rPr>
+                <w:rFonts w:hint="eastAsia"/>
+              </w:rPr>
+              <w:t xml:space="preserve"> 강의 섹션4 듣기</w:t>
             </w:r>
           </w:p>
         </w:tc>
@@ -566,8 +612,9 @@
           </w:tcPr>
           <w:p>
             <w:pPr>
-              <w:pStyle w:val="a6"/>
-              <w:ind w:left="880"/>
+              <w:rPr>
+                <w:rFonts w:hint="eastAsia"/>
+              </w:rPr>
             </w:pPr>
           </w:p>
         </w:tc>
@@ -613,6 +660,7 @@
                 <w:bCs/>
               </w:rPr>
             </w:pPr>
+            <w:proofErr w:type="spellStart"/>
             <w:r>
               <w:rPr>
                 <w:rFonts w:hint="eastAsia"/>
@@ -621,6 +669,7 @@
               </w:rPr>
               <w:t>임채은</w:t>
             </w:r>
+            <w:proofErr w:type="spellEnd"/>
           </w:p>
         </w:tc>
         <w:tc>

--- a/작업일지/12주차.docx
+++ b/작업일지/12주차.docx
@@ -478,6 +478,21 @@
               </w:rPr>
               <w:t>- 기획서 내용 추가(인벤토리, 조작 키 관련)</w:t>
             </w:r>
+            <w:r>
+              <w:rPr>
+                <w:rFonts w:hint="eastAsia"/>
+              </w:rPr>
+              <w:t xml:space="preserve"> </w:t>
+            </w:r>
+            <w:r>
+              <w:t>후</w:t>
+            </w:r>
+            <w:r>
+              <w:rPr>
+                <w:rFonts w:hint="eastAsia"/>
+              </w:rPr>
+              <w:t xml:space="preserve"> 공유</w:t>
+            </w:r>
           </w:p>
         </w:tc>
       </w:tr>
@@ -611,11 +626,100 @@
             <w:tcW w:w="9214" w:type="dxa"/>
           </w:tcPr>
           <w:p>
+            <w:r>
+              <w:rPr>
+                <w:rFonts w:hint="eastAsia"/>
+              </w:rPr>
+              <w:t>- &lt;SPACE ROBBER&gt; 기획서 파일을 새로 만들어 몇 가지 내용을 추가하였다. PC에서 구동되고, 키보드&amp;마우스로 조작한다는 점을 명시하였다.</w:t>
+            </w:r>
+          </w:p>
+          <w:p>
+            <w:r>
+              <w:rPr>
+                <w:rFonts w:hint="eastAsia"/>
+              </w:rPr>
+              <w:t xml:space="preserve">- 주요 추가 내용은 </w:t>
+            </w:r>
+            <w:r>
+              <w:t>‘</w:t>
+            </w:r>
+            <w:r>
+              <w:rPr>
+                <w:rFonts w:hint="eastAsia"/>
+              </w:rPr>
+              <w:t>조작(컨트롤) 키</w:t>
+            </w:r>
+            <w:r>
+              <w:t>’</w:t>
+            </w:r>
+            <w:r>
+              <w:rPr>
+                <w:rFonts w:hint="eastAsia"/>
+              </w:rPr>
+              <w:t xml:space="preserve"> 페이지이다. 현재까지 기획된 것들 중 구체적으로 명시할 수 있는 일부 기능에 한하여 조작 키를 지정하였다.</w:t>
+            </w:r>
+          </w:p>
+          <w:p>
             <w:pPr>
               <w:rPr>
                 <w:rFonts w:hint="eastAsia"/>
               </w:rPr>
             </w:pPr>
+            <w:r>
+              <w:rPr>
+                <w:rFonts w:hint="eastAsia"/>
+              </w:rPr>
+              <w:t xml:space="preserve">- 조작 키와 관련하여, 팀원에게 몇 가지 피드백을 받았다. </w:t>
+            </w:r>
+          </w:p>
+          <w:p>
+            <w:pPr>
+              <w:rPr>
+                <w:rFonts w:hint="eastAsia"/>
+              </w:rPr>
+            </w:pPr>
+            <w:r>
+              <w:rPr>
+                <w:rFonts w:hint="eastAsia"/>
+              </w:rPr>
+              <w:t xml:space="preserve">- 문서에 포함하지 않았으나, </w:t>
+            </w:r>
+            <w:r>
+              <w:t>‘</w:t>
+            </w:r>
+            <w:r>
+              <w:rPr>
+                <w:rFonts w:hint="eastAsia"/>
+              </w:rPr>
+              <w:t>인벤토리</w:t>
+            </w:r>
+            <w:r>
+              <w:t>’</w:t>
+            </w:r>
+            <w:r>
+              <w:rPr>
+                <w:rFonts w:hint="eastAsia"/>
+              </w:rPr>
+              <w:t xml:space="preserve"> 및 </w:t>
+            </w:r>
+            <w:r>
+              <w:t>‘</w:t>
+            </w:r>
+            <w:r>
+              <w:rPr>
+                <w:rFonts w:hint="eastAsia"/>
+              </w:rPr>
+              <w:t>무게 시스템</w:t>
+            </w:r>
+            <w:r>
+              <w:t>’</w:t>
+            </w:r>
+            <w:r>
+              <w:rPr>
+                <w:rFonts w:hint="eastAsia"/>
+              </w:rPr>
+              <w:t xml:space="preserve"> 관련하여 따로 정리하였다. </w:t>
+            </w:r>
           </w:p>
         </w:tc>
       </w:tr>

--- a/작업일지/12주차.docx
+++ b/작업일지/12주차.docx
@@ -323,77 +323,9 @@
               <w:rPr>
                 <w:rFonts w:hint="eastAsia"/>
               </w:rPr>
-              <w:t xml:space="preserve">2022182035 </w:t>
-            </w:r>
-            <w:proofErr w:type="spellStart"/>
-            <w:r>
-              <w:rPr>
-                <w:rFonts w:hint="eastAsia"/>
-              </w:rPr>
-              <w:t>임채은</w:t>
-            </w:r>
-            <w:proofErr w:type="spellEnd"/>
-            <w:r>
-              <w:rPr>
-                <w:rFonts w:hint="eastAsia"/>
-              </w:rPr>
-              <w:t>(클라/서버)</w:t>
-            </w:r>
-          </w:p>
-        </w:tc>
-      </w:tr>
-    </w:tbl>
-    <w:p/>
-    <w:p>
-      <w:pPr>
-        <w:rPr>
-          <w:b/>
-          <w:bCs/>
-        </w:rPr>
-      </w:pPr>
-      <w:r>
-        <w:rPr>
-          <w:rFonts w:hint="eastAsia"/>
-          <w:b/>
-          <w:bCs/>
-        </w:rPr>
-        <w:t>회의록</w:t>
-      </w:r>
-      <w:r>
-        <w:rPr>
-          <w:rFonts w:hint="eastAsia"/>
-          <w:b/>
-          <w:bCs/>
-        </w:rPr>
-        <w:t xml:space="preserve"> </w:t>
-      </w:r>
-      <w:r>
-        <w:rPr>
-          <w:rFonts w:hint="eastAsia"/>
-          <w:b/>
-          <w:bCs/>
-        </w:rPr>
-        <w:t>()</w:t>
-      </w:r>
-    </w:p>
-    <w:tbl>
-      <w:tblPr>
-        <w:tblStyle w:val="aa"/>
-        <w:tblW w:w="10485" w:type="dxa"/>
-        <w:tblLook w:val="04A0" w:firstRow="1" w:lastRow="0" w:firstColumn="1" w:lastColumn="0" w:noHBand="0" w:noVBand="1"/>
-      </w:tblPr>
-      <w:tblGrid>
-        <w:gridCol w:w="10485"/>
-      </w:tblGrid>
-      <w:tr>
-        <w:trPr>
-          <w:trHeight w:val="465"/>
-        </w:trPr>
-        <w:tc>
-          <w:tcPr>
-            <w:tcW w:w="10485" w:type="dxa"/>
-          </w:tcPr>
-          <w:p/>
+              <w:t>2022182035 임채은(클라/서버)</w:t>
+            </w:r>
+          </w:p>
         </w:tc>
       </w:tr>
     </w:tbl>
@@ -467,11 +399,6 @@
             </w:r>
           </w:p>
           <w:p>
-            <w:pPr>
-              <w:rPr>
-                <w:rFonts w:hint="eastAsia"/>
-              </w:rPr>
-            </w:pPr>
             <w:r>
               <w:rPr>
                 <w:rFonts w:hint="eastAsia"/>
@@ -537,7 +464,6 @@
                 <w:bCs/>
               </w:rPr>
             </w:pPr>
-            <w:proofErr w:type="spellStart"/>
             <w:r>
               <w:rPr>
                 <w:rFonts w:hint="eastAsia"/>
@@ -546,7 +472,6 @@
               </w:rPr>
               <w:t>임채은</w:t>
             </w:r>
-            <w:proofErr w:type="spellEnd"/>
           </w:p>
         </w:tc>
         <w:tc>
@@ -660,11 +585,6 @@
             </w:r>
           </w:p>
           <w:p>
-            <w:pPr>
-              <w:rPr>
-                <w:rFonts w:hint="eastAsia"/>
-              </w:rPr>
-            </w:pPr>
             <w:r>
               <w:rPr>
                 <w:rFonts w:hint="eastAsia"/>
@@ -673,11 +593,6 @@
             </w:r>
           </w:p>
           <w:p>
-            <w:pPr>
-              <w:rPr>
-                <w:rFonts w:hint="eastAsia"/>
-              </w:rPr>
-            </w:pPr>
             <w:r>
               <w:rPr>
                 <w:rFonts w:hint="eastAsia"/>
@@ -764,7 +679,6 @@
                 <w:bCs/>
               </w:rPr>
             </w:pPr>
-            <w:proofErr w:type="spellStart"/>
             <w:r>
               <w:rPr>
                 <w:rFonts w:hint="eastAsia"/>
@@ -773,14 +687,33 @@
               </w:rPr>
               <w:t>임채은</w:t>
             </w:r>
-            <w:proofErr w:type="spellEnd"/>
           </w:p>
         </w:tc>
         <w:tc>
           <w:tcPr>
             <w:tcW w:w="9214" w:type="dxa"/>
           </w:tcPr>
-          <w:p/>
+          <w:p>
+            <w:r>
+              <w:rPr>
+                <w:rFonts w:hint="eastAsia"/>
+              </w:rPr>
+              <w:t>강의 섹션 4를 들었다.</w:t>
+            </w:r>
+          </w:p>
+          <w:p>
+            <w:pPr>
+              <w:rPr>
+                <w:rFonts w:hint="eastAsia"/>
+              </w:rPr>
+            </w:pPr>
+            <w:r>
+              <w:rPr>
+                <w:rFonts w:hint="eastAsia"/>
+              </w:rPr>
+              <w:t>Statue를 잡는 기능과 문에 Box Component를 추가해서 Statue를 놓으면 문이 올라가는 기능을 배웠다. 졸업 작품에 물건을 들고 이동하는 부분이 있어서 이 기능을 활용하면 될 것 같다.</w:t>
+            </w:r>
+          </w:p>
         </w:tc>
       </w:tr>
     </w:tbl>

--- a/작업일지/12주차.docx
+++ b/작업일지/12주차.docx
@@ -207,7 +207,6 @@
                 <w:bCs/>
               </w:rPr>
             </w:pPr>
-            <w:proofErr w:type="spellStart"/>
             <w:r>
               <w:rPr>
                 <w:rFonts w:hint="eastAsia"/>
@@ -216,7 +215,6 @@
               </w:rPr>
               <w:t>팀명</w:t>
             </w:r>
-            <w:proofErr w:type="spellEnd"/>
           </w:p>
         </w:tc>
         <w:tc>
@@ -449,7 +447,28 @@
           <w:tcPr>
             <w:tcW w:w="9214" w:type="dxa"/>
           </w:tcPr>
-          <w:p/>
+          <w:p>
+            <w:pPr>
+              <w:rPr>
+                <w:rFonts w:hint="eastAsia"/>
+              </w:rPr>
+            </w:pPr>
+            <w:r>
+              <w:rPr>
+                <w:rFonts w:hint="eastAsia"/>
+              </w:rPr>
+              <w:t>-</w:t>
+            </w:r>
+            <w:r>
+              <w:t xml:space="preserve"> </w:t>
+            </w:r>
+            <w:r>
+              <w:rPr>
+                <w:rFonts w:hint="eastAsia"/>
+              </w:rPr>
+              <w:t>언리얼에 있는 네트워크 통신 코드 분석하기</w:t>
+            </w:r>
+          </w:p>
         </w:tc>
       </w:tr>
       <w:tr>
@@ -479,19 +498,11 @@
             <w:tcW w:w="9214" w:type="dxa"/>
           </w:tcPr>
           <w:p>
-            <w:proofErr w:type="spellStart"/>
-            <w:r>
-              <w:rPr>
-                <w:rFonts w:hint="eastAsia"/>
-              </w:rPr>
-              <w:t>유데미</w:t>
-            </w:r>
-            <w:proofErr w:type="spellEnd"/>
-            <w:r>
-              <w:rPr>
-                <w:rFonts w:hint="eastAsia"/>
-              </w:rPr>
-              <w:t xml:space="preserve"> 강의 섹션4 듣기</w:t>
+            <w:r>
+              <w:rPr>
+                <w:rFonts w:hint="eastAsia"/>
+              </w:rPr>
+              <w:t>유데미 강의 섹션4 듣기</w:t>
             </w:r>
           </w:p>
         </w:tc>
@@ -664,7 +675,19 @@
           <w:tcPr>
             <w:tcW w:w="9214" w:type="dxa"/>
           </w:tcPr>
-          <w:p/>
+          <w:p>
+            <w:pPr>
+              <w:rPr>
+                <w:rFonts w:hint="eastAsia"/>
+              </w:rPr>
+            </w:pPr>
+            <w:r>
+              <w:rPr>
+                <w:rFonts w:hint="eastAsia"/>
+              </w:rPr>
+              <w:t>혼자 봤는데 모르겠어서 채은이가 코드 리뷰해줬다. 이제 어디서 통신되는지는 알게 되었다.</w:t>
+            </w:r>
+          </w:p>
         </w:tc>
       </w:tr>
       <w:tr>
@@ -702,11 +725,6 @@
             </w:r>
           </w:p>
           <w:p>
-            <w:pPr>
-              <w:rPr>
-                <w:rFonts w:hint="eastAsia"/>
-              </w:rPr>
-            </w:pPr>
             <w:r>
               <w:rPr>
                 <w:rFonts w:hint="eastAsia"/>
@@ -900,8 +918,238 @@
       </w:rPr>
     </w:lvl>
   </w:abstractNum>
+  <w:abstractNum w:abstractNumId="1" w15:restartNumberingAfterBreak="0">
+    <w:nsid w:val="3CCB09EA"/>
+    <w:multiLevelType w:val="hybridMultilevel"/>
+    <w:tmpl w:val="82EC13C0"/>
+    <w:lvl w:ilvl="0" w:tplc="492CA654">
+      <w:numFmt w:val="bullet"/>
+      <w:lvlText w:val="-"/>
+      <w:lvlJc w:val="left"/>
+      <w:pPr>
+        <w:ind w:left="800" w:hanging="360"/>
+      </w:pPr>
+      <w:rPr>
+        <w:rFonts w:ascii="맑은 고딕" w:eastAsia="맑은 고딕" w:hAnsi="맑은 고딕" w:cstheme="minorBidi" w:hint="eastAsia"/>
+      </w:rPr>
+    </w:lvl>
+    <w:lvl w:ilvl="1" w:tplc="04090003" w:tentative="1">
+      <w:start w:val="1"/>
+      <w:numFmt w:val="bullet"/>
+      <w:lvlText w:val=""/>
+      <w:lvlJc w:val="left"/>
+      <w:pPr>
+        <w:ind w:left="1320" w:hanging="440"/>
+      </w:pPr>
+      <w:rPr>
+        <w:rFonts w:ascii="Wingdings" w:hAnsi="Wingdings" w:hint="default"/>
+      </w:rPr>
+    </w:lvl>
+    <w:lvl w:ilvl="2" w:tplc="04090005" w:tentative="1">
+      <w:start w:val="1"/>
+      <w:numFmt w:val="bullet"/>
+      <w:lvlText w:val=""/>
+      <w:lvlJc w:val="left"/>
+      <w:pPr>
+        <w:ind w:left="1760" w:hanging="440"/>
+      </w:pPr>
+      <w:rPr>
+        <w:rFonts w:ascii="Wingdings" w:hAnsi="Wingdings" w:hint="default"/>
+      </w:rPr>
+    </w:lvl>
+    <w:lvl w:ilvl="3" w:tplc="04090001" w:tentative="1">
+      <w:start w:val="1"/>
+      <w:numFmt w:val="bullet"/>
+      <w:lvlText w:val=""/>
+      <w:lvlJc w:val="left"/>
+      <w:pPr>
+        <w:ind w:left="2200" w:hanging="440"/>
+      </w:pPr>
+      <w:rPr>
+        <w:rFonts w:ascii="Wingdings" w:hAnsi="Wingdings" w:hint="default"/>
+      </w:rPr>
+    </w:lvl>
+    <w:lvl w:ilvl="4" w:tplc="04090003" w:tentative="1">
+      <w:start w:val="1"/>
+      <w:numFmt w:val="bullet"/>
+      <w:lvlText w:val=""/>
+      <w:lvlJc w:val="left"/>
+      <w:pPr>
+        <w:ind w:left="2640" w:hanging="440"/>
+      </w:pPr>
+      <w:rPr>
+        <w:rFonts w:ascii="Wingdings" w:hAnsi="Wingdings" w:hint="default"/>
+      </w:rPr>
+    </w:lvl>
+    <w:lvl w:ilvl="5" w:tplc="04090005" w:tentative="1">
+      <w:start w:val="1"/>
+      <w:numFmt w:val="bullet"/>
+      <w:lvlText w:val=""/>
+      <w:lvlJc w:val="left"/>
+      <w:pPr>
+        <w:ind w:left="3080" w:hanging="440"/>
+      </w:pPr>
+      <w:rPr>
+        <w:rFonts w:ascii="Wingdings" w:hAnsi="Wingdings" w:hint="default"/>
+      </w:rPr>
+    </w:lvl>
+    <w:lvl w:ilvl="6" w:tplc="04090001" w:tentative="1">
+      <w:start w:val="1"/>
+      <w:numFmt w:val="bullet"/>
+      <w:lvlText w:val=""/>
+      <w:lvlJc w:val="left"/>
+      <w:pPr>
+        <w:ind w:left="3520" w:hanging="440"/>
+      </w:pPr>
+      <w:rPr>
+        <w:rFonts w:ascii="Wingdings" w:hAnsi="Wingdings" w:hint="default"/>
+      </w:rPr>
+    </w:lvl>
+    <w:lvl w:ilvl="7" w:tplc="04090003" w:tentative="1">
+      <w:start w:val="1"/>
+      <w:numFmt w:val="bullet"/>
+      <w:lvlText w:val=""/>
+      <w:lvlJc w:val="left"/>
+      <w:pPr>
+        <w:ind w:left="3960" w:hanging="440"/>
+      </w:pPr>
+      <w:rPr>
+        <w:rFonts w:ascii="Wingdings" w:hAnsi="Wingdings" w:hint="default"/>
+      </w:rPr>
+    </w:lvl>
+    <w:lvl w:ilvl="8" w:tplc="04090005" w:tentative="1">
+      <w:start w:val="1"/>
+      <w:numFmt w:val="bullet"/>
+      <w:lvlText w:val=""/>
+      <w:lvlJc w:val="left"/>
+      <w:pPr>
+        <w:ind w:left="4400" w:hanging="440"/>
+      </w:pPr>
+      <w:rPr>
+        <w:rFonts w:ascii="Wingdings" w:hAnsi="Wingdings" w:hint="default"/>
+      </w:rPr>
+    </w:lvl>
+  </w:abstractNum>
+  <w:abstractNum w:abstractNumId="2" w15:restartNumberingAfterBreak="0">
+    <w:nsid w:val="6EB4371B"/>
+    <w:multiLevelType w:val="hybridMultilevel"/>
+    <w:tmpl w:val="A9C46DBE"/>
+    <w:lvl w:ilvl="0" w:tplc="98324342">
+      <w:numFmt w:val="bullet"/>
+      <w:lvlText w:val="-"/>
+      <w:lvlJc w:val="left"/>
+      <w:pPr>
+        <w:ind w:left="800" w:hanging="360"/>
+      </w:pPr>
+      <w:rPr>
+        <w:rFonts w:ascii="맑은 고딕" w:eastAsia="맑은 고딕" w:hAnsi="맑은 고딕" w:cstheme="minorBidi" w:hint="eastAsia"/>
+      </w:rPr>
+    </w:lvl>
+    <w:lvl w:ilvl="1" w:tplc="04090003" w:tentative="1">
+      <w:start w:val="1"/>
+      <w:numFmt w:val="bullet"/>
+      <w:lvlText w:val=""/>
+      <w:lvlJc w:val="left"/>
+      <w:pPr>
+        <w:ind w:left="1320" w:hanging="440"/>
+      </w:pPr>
+      <w:rPr>
+        <w:rFonts w:ascii="Wingdings" w:hAnsi="Wingdings" w:hint="default"/>
+      </w:rPr>
+    </w:lvl>
+    <w:lvl w:ilvl="2" w:tplc="04090005" w:tentative="1">
+      <w:start w:val="1"/>
+      <w:numFmt w:val="bullet"/>
+      <w:lvlText w:val=""/>
+      <w:lvlJc w:val="left"/>
+      <w:pPr>
+        <w:ind w:left="1760" w:hanging="440"/>
+      </w:pPr>
+      <w:rPr>
+        <w:rFonts w:ascii="Wingdings" w:hAnsi="Wingdings" w:hint="default"/>
+      </w:rPr>
+    </w:lvl>
+    <w:lvl w:ilvl="3" w:tplc="04090001" w:tentative="1">
+      <w:start w:val="1"/>
+      <w:numFmt w:val="bullet"/>
+      <w:lvlText w:val=""/>
+      <w:lvlJc w:val="left"/>
+      <w:pPr>
+        <w:ind w:left="2200" w:hanging="440"/>
+      </w:pPr>
+      <w:rPr>
+        <w:rFonts w:ascii="Wingdings" w:hAnsi="Wingdings" w:hint="default"/>
+      </w:rPr>
+    </w:lvl>
+    <w:lvl w:ilvl="4" w:tplc="04090003" w:tentative="1">
+      <w:start w:val="1"/>
+      <w:numFmt w:val="bullet"/>
+      <w:lvlText w:val=""/>
+      <w:lvlJc w:val="left"/>
+      <w:pPr>
+        <w:ind w:left="2640" w:hanging="440"/>
+      </w:pPr>
+      <w:rPr>
+        <w:rFonts w:ascii="Wingdings" w:hAnsi="Wingdings" w:hint="default"/>
+      </w:rPr>
+    </w:lvl>
+    <w:lvl w:ilvl="5" w:tplc="04090005" w:tentative="1">
+      <w:start w:val="1"/>
+      <w:numFmt w:val="bullet"/>
+      <w:lvlText w:val=""/>
+      <w:lvlJc w:val="left"/>
+      <w:pPr>
+        <w:ind w:left="3080" w:hanging="440"/>
+      </w:pPr>
+      <w:rPr>
+        <w:rFonts w:ascii="Wingdings" w:hAnsi="Wingdings" w:hint="default"/>
+      </w:rPr>
+    </w:lvl>
+    <w:lvl w:ilvl="6" w:tplc="04090001" w:tentative="1">
+      <w:start w:val="1"/>
+      <w:numFmt w:val="bullet"/>
+      <w:lvlText w:val=""/>
+      <w:lvlJc w:val="left"/>
+      <w:pPr>
+        <w:ind w:left="3520" w:hanging="440"/>
+      </w:pPr>
+      <w:rPr>
+        <w:rFonts w:ascii="Wingdings" w:hAnsi="Wingdings" w:hint="default"/>
+      </w:rPr>
+    </w:lvl>
+    <w:lvl w:ilvl="7" w:tplc="04090003" w:tentative="1">
+      <w:start w:val="1"/>
+      <w:numFmt w:val="bullet"/>
+      <w:lvlText w:val=""/>
+      <w:lvlJc w:val="left"/>
+      <w:pPr>
+        <w:ind w:left="3960" w:hanging="440"/>
+      </w:pPr>
+      <w:rPr>
+        <w:rFonts w:ascii="Wingdings" w:hAnsi="Wingdings" w:hint="default"/>
+      </w:rPr>
+    </w:lvl>
+    <w:lvl w:ilvl="8" w:tplc="04090005" w:tentative="1">
+      <w:start w:val="1"/>
+      <w:numFmt w:val="bullet"/>
+      <w:lvlText w:val=""/>
+      <w:lvlJc w:val="left"/>
+      <w:pPr>
+        <w:ind w:left="4400" w:hanging="440"/>
+      </w:pPr>
+      <w:rPr>
+        <w:rFonts w:ascii="Wingdings" w:hAnsi="Wingdings" w:hint="default"/>
+      </w:rPr>
+    </w:lvl>
+  </w:abstractNum>
   <w:num w:numId="1" w16cid:durableId="1396316752">
     <w:abstractNumId w:val="0"/>
+  </w:num>
+  <w:num w:numId="2" w16cid:durableId="1111901038">
+    <w:abstractNumId w:val="1"/>
+  </w:num>
+  <w:num w:numId="3" w16cid:durableId="1830051764">
+    <w:abstractNumId w:val="2"/>
   </w:num>
 </w:numbering>
 </file>
